--- a/03_Outputs/final scripts/ar/Module 7/7.0.0-ar.docx
+++ b/03_Outputs/final scripts/ar/Module 7/7.0.0-ar.docx
@@ -14,7 +14,7 @@
     </w:p>
     <w:p>
       <w:r>
-        <w:t>خذ الوصول إلى الطاقة على سبيل المثال. يحتاج صانعو السياسات إلى معلومات مفصلة لتصميم تدابير فعالة. يُقيّم إطار العمل متعدد المستويات للبنك الدولي الوصول إلى الطاقة من خلال تجاوز المقاييس البسيطة والتقاط الفروق الدقيقة في العدالة. وبنفس الطريقة، يراقب متتبع مشروع القمر للطاقة التابع لبرنامج الأمم المتحدة الإنمائي محفظة الطاقة المستدامة عبر أكثر من مائة وثلاثين دولة، مما يخلق أساسًا للمساءلة والشفافية.</w:t>
+        <w:t>خذ الوصول إلى الطاقة على سبيل المثال. يحتاج صانعو السياسات إلى معلومات مفصلة لتصميم تدابير فعالة. يُقيّم إطار العمل متعدد المستويات للبنك الدولي الوصول إلى الطاقة من خلال تجاوز المقاييس البسيطة والتقاط الفروق الدقيقة في العدالة. وبنفس الطريقة، يراقب مؤشر الطاقة الخاص بـ UNDP محفظة الطاقة المستدامة عبر أكثر من مائة وثلاثين دولة، مما يخلق أساسًا للمساءلة والشفافية.</w:t>
       </w:r>
     </w:p>
     <w:p>
